--- a/livrables/lecons/hypnose/2026-06-21_lecon-hypnose_02_histoire-mesmer-erickson.docx
+++ b/livrables/lecons/hypnose/2026-06-21_lecon-hypnose_02_histoire-mesmer-erickson.docx
@@ -243,7 +243,18 @@
           <w:sz w:val="22"/>
           <w:szCs w:val="22"/>
         </w:rPr>
-        <w:t xml:space="preserve">« La commission déclara que le magnétisme agissait par l'imagination. » — Commission royale de 1784 (avec Benjamin Franklin)</w:t>
+        <w:t xml:space="preserve">La page « History of hypnosis » de Wikipedia écrit : « The commission later declared that Mesmerism worked by the action of the imagination » — la commission a donc conclu que le mesmérisme agissait par l'action de l'imagination (traduction de la leçon).</w:t>
+      </w:r>
+      <w:r>
+        <w:rPr>
+          <w:rFonts w:ascii="Times New Roman" w:cs="Times New Roman" w:eastAsia="Times New Roman" w:hAnsi="Times New Roman"/>
+          <w:i/>
+          <w:iCs/>
+          <w:color w:val="6B7280"/>
+          <w:sz w:val="20"/>
+          <w:szCs w:val="20"/>
+        </w:rPr>
+        <w:t xml:space="preserve">   [Corrigé le 12/10/2026 : la version du 21/06/2026 écrivait « La commission déclara que le magnétisme agissait par l'imagination. » — Commission royale de 1784 (avec Benjamin Franklin). La phrase était donnée entre guillemets et prêtée au rapport de 1784, que la leçon n'a pas ouvert ; elle traduisait en réalité une phrase de la page Wikipedia listée, qui écrit « Mesmerism », non « magnétisme ». La source réelle est nommée et la traduction déclarée.]</w:t>
       </w:r>
     </w:p>
     <w:p>
@@ -327,7 +338,18 @@
           <w:sz w:val="22"/>
           <w:szCs w:val="22"/>
         </w:rPr>
-        <w:t xml:space="preserve">« Braid rejette le fluide et propose une explication physiologique : c'est la fixation de l'attention qui produit l'état. » — Wikipedia EN, History of Hypnosis</w:t>
+        <w:t xml:space="preserve">La même page cite Braid lui-même, qui revendique « my mental and suggestive theory » contre « the magnetic, occult, or electric theories of the mesmerists and electro-biologists ». Braid écarte donc le fluide au profit d'un mécanisme mental et suggestif — reformulation de la leçon, non citation.</w:t>
+      </w:r>
+      <w:r>
+        <w:rPr>
+          <w:rFonts w:ascii="Times New Roman" w:cs="Times New Roman" w:eastAsia="Times New Roman" w:hAnsi="Times New Roman"/>
+          <w:i/>
+          <w:iCs/>
+          <w:color w:val="6B7280"/>
+          <w:sz w:val="20"/>
+          <w:szCs w:val="20"/>
+        </w:rPr>
+        <w:t xml:space="preserve">   [Corrigé le 12/10/2026 : la version du 21/06/2026 écrivait « Braid rejette le fluide et propose une explication physiologique : c'est la fixation de l'attention qui produit l'état. » — Wikipedia EN, History of Hypnosis. Phrase française entre guillemets prêtée à une page anglaise : ni « fixation of attention » ni « magnetic fluid » n'y figurent (zéro occurrence, page rouverte le 12/10/2026, 43 694 caractères utiles), et la page parle d'une théorie « mental and suggestive », non « physiologique ». Le fond est conservé, la citation est remplacée par les mots de Braid que la page porte.]</w:t>
       </w:r>
     </w:p>
     <w:p>
@@ -426,7 +448,18 @@
           <w:sz w:val="22"/>
           <w:szCs w:val="22"/>
         </w:rPr>
-        <w:t xml:space="preserve">Hippolyte Bernheim (1840–1919) et Ambroise Liébeault contestent Charcot : tout le monde est suggestible, pas seulement les hystériques. Bernheim déclare : 'C'est la suggestion qui gouverne l'hypnotisme.' Cette école domine le XXe siècle.</w:t>
+        <w:t xml:space="preserve">Hippolyte Bernheim (1840–1919) et Ambroise Liébeault contestent Charcot : tout le monde est suggestible, pas seulement les hystériques. La position de l'école de Nancy se résume ainsi : c'est la suggestion, et non une pathologie de l'hystérie, qui gouverne l'hypnotisme (synthèse de la leçon, aucune citation de Bernheim n'a été vérifiée). Cette école domine le XXe siècle.</w:t>
+      </w:r>
+      <w:r>
+        <w:rPr>
+          <w:rFonts w:ascii="Times New Roman" w:cs="Times New Roman" w:eastAsia="Times New Roman" w:hAnsi="Times New Roman"/>
+          <w:i/>
+          <w:iCs/>
+          <w:color w:val="6B7280"/>
+          <w:sz w:val="20"/>
+          <w:szCs w:val="20"/>
+        </w:rPr>
+        <w:t xml:space="preserve">   [Corrigé le 12/10/2026 : la version du 21/06/2026 écrivait « Bernheim déclare : 'C'est la suggestion qui gouverne l'hypnotisme.' ». La phrase ne figure sur aucune des quatre pages listées. Elle échappait aux passes d'attribution parce qu'elle était écrite avec des apostrophes droites et non des guillemets français : controle_attributions.py ne l'a jamais signalée.]</w:t>
       </w:r>
     </w:p>
     <w:p>
@@ -457,7 +490,18 @@
           <w:sz w:val="22"/>
           <w:szCs w:val="22"/>
         </w:rPr>
-        <w:t xml:space="preserve">« Quand Freud abandonna l'hypnose, ce sont les hypnotiseurs de scène qui la maintinrent vivante dans l'imaginaire collectif. » — Wikipedia EN, Hypnosis</w:t>
+        <w:t xml:space="preserve">Ce que la page « Hypnosis » de Wikipedia écrit de l'hypnose de scène est plus précis et plus étroit : « Due to stage hypnotists' showmanship, many people believe that hypnosis is a form of mind control ». Le lien de cause entre l'abandon par Freud et la survie de l'hypnose par le spectacle est une lecture de la leçon, qu'aucune page listée ne porte.</w:t>
+      </w:r>
+      <w:r>
+        <w:rPr>
+          <w:rFonts w:ascii="Times New Roman" w:cs="Times New Roman" w:eastAsia="Times New Roman" w:hAnsi="Times New Roman"/>
+          <w:i/>
+          <w:iCs/>
+          <w:color w:val="6B7280"/>
+          <w:sz w:val="20"/>
+          <w:szCs w:val="20"/>
+        </w:rPr>
+        <w:t xml:space="preserve">   [Corrigé le 12/10/2026 : la version du 21/06/2026 écrivait « Quand Freud abandonna l'hypnose, ce sont les hypnotiseurs de scène qui la maintinrent vivante dans l'imaginaire collectif. » — Wikipedia EN, Hypnosis. Ni le mot « abandoned » ni cette articulation ne figurent sur la page (rouverte le 12/10/2026, 92 368 caractères utiles) : la citation était fabriquée et le lien de causalité attribué à tort à la source.]</w:t>
       </w:r>
     </w:p>
     <w:p>
@@ -1618,6 +1662,92 @@
           <w:szCs w:val="22"/>
         </w:rPr>
         <w:t xml:space="preserve">Rendez-vous dimanche prochain.</w:t>
+      </w:r>
+    </w:p>
+    <w:p>
+      <w:pPr>
+        <w:spacing w:before="360" w:after="120"/>
+      </w:pPr>
+      <w:r>
+        <w:rPr>
+          <w:rFonts w:ascii="Times New Roman" w:cs="Times New Roman" w:eastAsia="Times New Roman" w:hAnsi="Times New Roman"/>
+          <w:b/>
+          <w:bCs/>
+          <w:color w:val="1F2937"/>
+          <w:sz w:val="26"/>
+          <w:szCs w:val="26"/>
+        </w:rPr>
+        <w:t xml:space="preserve">📝 Journal des corrections</w:t>
+      </w:r>
+    </w:p>
+    <w:p>
+      <w:pPr>
+        <w:spacing w:after="80"/>
+      </w:pPr>
+      <w:r>
+        <w:rPr>
+          <w:rFonts w:ascii="Times New Roman" w:cs="Times New Roman" w:eastAsia="Times New Roman" w:hAnsi="Times New Roman"/>
+          <w:color w:val="1F2937"/>
+          <w:sz w:val="22"/>
+          <w:szCs w:val="22"/>
+        </w:rPr>
+        <w:t xml:space="preserve">Corrections apportées le 12/10/2026 après réouverture des sept sources listées avec un agent de navigateur. Les libellés d'origine sont conservés ci-dessous. Les quatre défauts sont de la même famille : un résumé du paragraphe précédent, mis entre guillemets et prêté à une source.</w:t>
+      </w:r>
+    </w:p>
+    <w:p>
+      <w:pPr>
+        <w:spacing w:after="80"/>
+      </w:pPr>
+      <w:r>
+        <w:rPr>
+          <w:rFonts w:ascii="Times New Roman" w:cs="Times New Roman" w:eastAsia="Times New Roman" w:hAnsi="Times New Roman"/>
+          <w:color w:val="1F2937"/>
+          <w:sz w:val="20"/>
+          <w:szCs w:val="20"/>
+        </w:rPr>
+        <w:t xml:space="preserve">• Époque 1 — « La commission déclara que le magnétisme agissait par l'imagination. » prêtée au rapport de la commission royale de 1784, jamais ouvert. Devient la phrase de la page Wikipedia listée, citée en anglais, avec sa traduction déclarée.</w:t>
+      </w:r>
+    </w:p>
+    <w:p>
+      <w:pPr>
+        <w:spacing w:after="80"/>
+      </w:pPr>
+      <w:r>
+        <w:rPr>
+          <w:rFonts w:ascii="Times New Roman" w:cs="Times New Roman" w:eastAsia="Times New Roman" w:hAnsi="Times New Roman"/>
+          <w:color w:val="1F2937"/>
+          <w:sz w:val="20"/>
+          <w:szCs w:val="20"/>
+        </w:rPr>
+        <w:t xml:space="preserve">• Époque 2 — « Braid rejette le fluide et propose une explication physiologique : c'est la fixation de l'attention qui produit l'état. » prêtée à Wikipedia EN : aucune de ces deux expressions n'est sur la page, qui parle d'une théorie « mental and suggestive ».</w:t>
+      </w:r>
+    </w:p>
+    <w:p>
+      <w:pPr>
+        <w:spacing w:after="80"/>
+      </w:pPr>
+      <w:r>
+        <w:rPr>
+          <w:rFonts w:ascii="Times New Roman" w:cs="Times New Roman" w:eastAsia="Times New Roman" w:hAnsi="Times New Roman"/>
+          <w:color w:val="1F2937"/>
+          <w:sz w:val="20"/>
+          <w:szCs w:val="20"/>
+        </w:rPr>
+        <w:t xml:space="preserve">• École de Nancy — « C'est la suggestion qui gouverne l'hypnotisme. » prêtée à Bernheim : absente des quatre pages listées. Passe en synthèse déclarée. Écrite avec des apostrophes droites, elle n'était vue par aucune passe du contrôle.</w:t>
+      </w:r>
+    </w:p>
+    <w:p>
+      <w:pPr>
+        <w:spacing w:after="80"/>
+      </w:pPr>
+      <w:r>
+        <w:rPr>
+          <w:rFonts w:ascii="Times New Roman" w:cs="Times New Roman" w:eastAsia="Times New Roman" w:hAnsi="Times New Roman"/>
+          <w:color w:val="1F2937"/>
+          <w:sz w:val="20"/>
+          <w:szCs w:val="20"/>
+        </w:rPr>
+        <w:t xml:space="preserve">• Freud — « Quand Freud abandonna l'hypnose, ce sont les hypnotiseurs de scène qui la maintinrent vivante dans l'imaginaire collectif. » prêtée à Wikipedia EN : la page dit seulement que le spectacle explique la croyance au contrôle mental. Le lien de causalité est rendu à la leçon.</w:t>
       </w:r>
     </w:p>
     <w:sectPr>
